--- a/결과물/출고_20260928/혼공독해교재_공통영어2_YBM(박)_1과_02_지문분석지.docx
+++ b/결과물/출고_20260928/혼공독해교재_공통영어2_YBM(박)_1과_02_지문분석지.docx
@@ -11528,7 +11528,7 @@
           <w:pPr>
             <w:keepNext/>
             <w:keepLines/>
-            <w:spacing w:line="286" w:lineRule="exact" w:before="30" w:after="40"/>
+            <w:spacing w:line="270" w:lineRule="exact" w:before="20" w:after="20"/>
           </w:pPr>
           <w:r>
             <w:rPr>
@@ -11545,7 +11545,7 @@
           <w:pPr>
             <w:keepNext w:val="0"/>
             <w:keepLines/>
-            <w:spacing w:line="286" w:lineRule="exact" w:before="30" w:after="100"/>
+            <w:spacing w:line="270" w:lineRule="exact" w:before="20" w:after="80"/>
           </w:pPr>
           <w:r>
             <w:rPr>
@@ -11558,14 +11558,14 @@
         <w:p>
           <w:pPr>
             <w:keepNext w:val="0"/>
-            <w:spacing w:line="170" w:lineRule="exact" w:before="0" w:after="0"/>
+            <w:spacing w:line="130" w:lineRule="exact" w:before="0" w:after="0"/>
           </w:pPr>
         </w:p>
         <w:p>
           <w:pPr>
             <w:keepNext/>
             <w:keepLines/>
-            <w:spacing w:line="286" w:lineRule="exact" w:before="30" w:after="40"/>
+            <w:spacing w:line="270" w:lineRule="exact" w:before="20" w:after="20"/>
           </w:pPr>
           <w:r>
             <w:rPr>
@@ -11582,7 +11582,7 @@
           <w:pPr>
             <w:keepNext w:val="0"/>
             <w:keepLines/>
-            <w:spacing w:line="286" w:lineRule="exact" w:before="30" w:after="100"/>
+            <w:spacing w:line="270" w:lineRule="exact" w:before="20" w:after="80"/>
             <w:ind w:left="80"/>
           </w:pPr>
           <w:r>
@@ -11616,7 +11616,7 @@
           <w:pPr>
             <w:keepNext w:val="0"/>
             <w:keepLines/>
-            <w:spacing w:line="286" w:lineRule="exact" w:before="30" w:after="100"/>
+            <w:spacing w:line="270" w:lineRule="exact" w:before="20" w:after="80"/>
             <w:ind w:left="80"/>
           </w:pPr>
           <w:r>
@@ -11650,7 +11650,7 @@
           <w:pPr>
             <w:keepNext w:val="0"/>
             <w:keepLines/>
-            <w:spacing w:line="286" w:lineRule="exact" w:before="30" w:after="100"/>
+            <w:spacing w:line="270" w:lineRule="exact" w:before="20" w:after="80"/>
             <w:ind w:left="80"/>
           </w:pPr>
           <w:r>
@@ -11684,7 +11684,7 @@
           <w:pPr>
             <w:keepNext w:val="0"/>
             <w:keepLines/>
-            <w:spacing w:line="286" w:lineRule="exact" w:before="30" w:after="100"/>
+            <w:spacing w:line="270" w:lineRule="exact" w:before="20" w:after="80"/>
             <w:ind w:left="80"/>
           </w:pPr>
           <w:r>
@@ -11717,14 +11717,14 @@
         <w:p>
           <w:pPr>
             <w:keepNext w:val="0"/>
-            <w:spacing w:line="170" w:lineRule="exact" w:before="0" w:after="0"/>
+            <w:spacing w:line="130" w:lineRule="exact" w:before="0" w:after="0"/>
           </w:pPr>
         </w:p>
         <w:p>
           <w:pPr>
             <w:keepNext/>
             <w:keepLines/>
-            <w:spacing w:line="286" w:lineRule="exact" w:before="30" w:after="40"/>
+            <w:spacing w:line="270" w:lineRule="exact" w:before="20" w:after="20"/>
           </w:pPr>
           <w:r>
             <w:rPr>
@@ -11741,7 +11741,7 @@
           <w:pPr>
             <w:keepNext/>
             <w:keepLines/>
-            <w:spacing w:line="286" w:lineRule="exact" w:before="30" w:after="40"/>
+            <w:spacing w:line="270" w:lineRule="exact" w:before="20" w:after="20"/>
           </w:pPr>
           <w:r>
             <w:rPr>
@@ -11768,7 +11768,7 @@
           <w:pPr>
             <w:keepNext w:val="0"/>
             <w:keepLines/>
-            <w:spacing w:line="286" w:lineRule="exact" w:before="30" w:after="120"/>
+            <w:spacing w:line="270" w:lineRule="exact" w:before="20" w:after="100"/>
             <w:ind w:left="120"/>
           </w:pPr>
           <w:r>
@@ -11796,7 +11796,7 @@
           <w:pPr>
             <w:keepNext/>
             <w:keepLines/>
-            <w:spacing w:line="286" w:lineRule="exact" w:before="30" w:after="40"/>
+            <w:spacing w:line="270" w:lineRule="exact" w:before="20" w:after="20"/>
           </w:pPr>
           <w:r>
             <w:rPr>
@@ -11823,7 +11823,7 @@
           <w:pPr>
             <w:keepNext w:val="0"/>
             <w:keepLines/>
-            <w:spacing w:line="286" w:lineRule="exact" w:before="30" w:after="120"/>
+            <w:spacing w:line="270" w:lineRule="exact" w:before="20" w:after="100"/>
             <w:ind w:left="120"/>
           </w:pPr>
           <w:r>
@@ -11851,7 +11851,7 @@
           <w:pPr>
             <w:keepNext/>
             <w:keepLines/>
-            <w:spacing w:line="286" w:lineRule="exact" w:before="30" w:after="40"/>
+            <w:spacing w:line="270" w:lineRule="exact" w:before="20" w:after="20"/>
           </w:pPr>
           <w:r>
             <w:rPr>
@@ -11878,7 +11878,7 @@
           <w:pPr>
             <w:keepNext w:val="0"/>
             <w:keepLines/>
-            <w:spacing w:line="286" w:lineRule="exact" w:before="30" w:after="120"/>
+            <w:spacing w:line="270" w:lineRule="exact" w:before="20" w:after="100"/>
             <w:ind w:left="120"/>
           </w:pPr>
           <w:r>
@@ -11905,14 +11905,14 @@
         <w:p>
           <w:pPr>
             <w:keepNext w:val="0"/>
-            <w:spacing w:line="170" w:lineRule="exact" w:before="0" w:after="0"/>
+            <w:spacing w:line="130" w:lineRule="exact" w:before="0" w:after="0"/>
           </w:pPr>
         </w:p>
         <w:p>
           <w:pPr>
             <w:keepNext/>
             <w:keepLines/>
-            <w:spacing w:line="286" w:lineRule="exact" w:before="30" w:after="40"/>
+            <w:spacing w:line="270" w:lineRule="exact" w:before="20" w:after="20"/>
           </w:pPr>
           <w:r>
             <w:rPr>
@@ -11929,7 +11929,7 @@
           <w:pPr>
             <w:keepNext w:val="0"/>
             <w:keepLines/>
-            <w:spacing w:line="286" w:lineRule="exact" w:before="30" w:after="120"/>
+            <w:spacing w:line="270" w:lineRule="exact" w:before="20" w:after="100"/>
           </w:pPr>
           <w:r>
             <w:rPr>
@@ -11989,7 +11989,7 @@
           <w:pPr>
             <w:keepNext w:val="0"/>
             <w:keepLines/>
-            <w:spacing w:line="286" w:lineRule="exact" w:before="30" w:after="120"/>
+            <w:spacing w:line="270" w:lineRule="exact" w:before="20" w:after="100"/>
           </w:pPr>
           <w:r>
             <w:rPr>
@@ -12049,7 +12049,7 @@
           <w:pPr>
             <w:keepNext w:val="0"/>
             <w:keepLines/>
-            <w:spacing w:line="286" w:lineRule="exact" w:before="30" w:after="120"/>
+            <w:spacing w:line="270" w:lineRule="exact" w:before="20" w:after="100"/>
           </w:pPr>
           <w:r>
             <w:rPr>
@@ -12108,14 +12108,14 @@
         <w:p>
           <w:pPr>
             <w:keepNext w:val="0"/>
-            <w:spacing w:line="170" w:lineRule="exact" w:before="0" w:after="0"/>
+            <w:spacing w:line="130" w:lineRule="exact" w:before="0" w:after="0"/>
           </w:pPr>
         </w:p>
         <w:p>
           <w:pPr>
             <w:keepNext/>
             <w:keepLines/>
-            <w:spacing w:line="286" w:lineRule="exact" w:before="30" w:after="40"/>
+            <w:spacing w:line="270" w:lineRule="exact" w:before="20" w:after="20"/>
           </w:pPr>
           <w:r>
             <w:rPr>
@@ -12132,7 +12132,7 @@
           <w:pPr>
             <w:keepNext w:val="0"/>
             <w:keepLines/>
-            <w:spacing w:line="286" w:lineRule="exact" w:before="30" w:after="40"/>
+            <w:spacing w:line="270" w:lineRule="exact" w:before="20" w:after="20"/>
           </w:pPr>
           <w:r>
             <w:rPr>
@@ -12199,7 +12199,7 @@
           <w:pPr>
             <w:keepNext w:val="0"/>
             <w:keepLines/>
-            <w:spacing w:line="286" w:lineRule="exact" w:before="30" w:after="40"/>
+            <w:spacing w:line="270" w:lineRule="exact" w:before="20" w:after="20"/>
           </w:pPr>
           <w:r>
             <w:rPr>
@@ -12266,7 +12266,7 @@
           <w:pPr>
             <w:keepNext w:val="0"/>
             <w:keepLines/>
-            <w:spacing w:line="286" w:lineRule="exact" w:before="30" w:after="40"/>
+            <w:spacing w:line="270" w:lineRule="exact" w:before="20" w:after="20"/>
           </w:pPr>
           <w:r>
             <w:rPr>
@@ -15937,7 +15937,7 @@
           <w:pPr>
             <w:keepNext/>
             <w:keepLines/>
-            <w:spacing w:line="286" w:lineRule="exact" w:before="30" w:after="40"/>
+            <w:spacing w:line="270" w:lineRule="exact" w:before="20" w:after="20"/>
           </w:pPr>
           <w:r>
             <w:rPr>
@@ -15954,7 +15954,7 @@
           <w:pPr>
             <w:keepNext w:val="0"/>
             <w:keepLines/>
-            <w:spacing w:line="286" w:lineRule="exact" w:before="30" w:after="100"/>
+            <w:spacing w:line="270" w:lineRule="exact" w:before="20" w:after="80"/>
           </w:pPr>
           <w:r>
             <w:rPr>
@@ -15967,14 +15967,14 @@
         <w:p>
           <w:pPr>
             <w:keepNext w:val="0"/>
-            <w:spacing w:line="170" w:lineRule="exact" w:before="0" w:after="0"/>
+            <w:spacing w:line="130" w:lineRule="exact" w:before="0" w:after="0"/>
           </w:pPr>
         </w:p>
         <w:p>
           <w:pPr>
             <w:keepNext/>
             <w:keepLines/>
-            <w:spacing w:line="286" w:lineRule="exact" w:before="30" w:after="40"/>
+            <w:spacing w:line="270" w:lineRule="exact" w:before="20" w:after="20"/>
           </w:pPr>
           <w:r>
             <w:rPr>
@@ -15991,7 +15991,7 @@
           <w:pPr>
             <w:keepNext w:val="0"/>
             <w:keepLines/>
-            <w:spacing w:line="286" w:lineRule="exact" w:before="30" w:after="100"/>
+            <w:spacing w:line="270" w:lineRule="exact" w:before="20" w:after="80"/>
             <w:ind w:left="80"/>
           </w:pPr>
           <w:r>
@@ -16025,7 +16025,7 @@
           <w:pPr>
             <w:keepNext w:val="0"/>
             <w:keepLines/>
-            <w:spacing w:line="286" w:lineRule="exact" w:before="30" w:after="100"/>
+            <w:spacing w:line="270" w:lineRule="exact" w:before="20" w:after="80"/>
             <w:ind w:left="80"/>
           </w:pPr>
           <w:r>
@@ -16059,7 +16059,7 @@
           <w:pPr>
             <w:keepNext w:val="0"/>
             <w:keepLines/>
-            <w:spacing w:line="286" w:lineRule="exact" w:before="30" w:after="100"/>
+            <w:spacing w:line="270" w:lineRule="exact" w:before="20" w:after="80"/>
             <w:ind w:left="80"/>
           </w:pPr>
           <w:r>
@@ -16093,7 +16093,7 @@
           <w:pPr>
             <w:keepNext w:val="0"/>
             <w:keepLines/>
-            <w:spacing w:line="286" w:lineRule="exact" w:before="30" w:after="100"/>
+            <w:spacing w:line="270" w:lineRule="exact" w:before="20" w:after="80"/>
             <w:ind w:left="80"/>
           </w:pPr>
           <w:r>
@@ -16126,14 +16126,14 @@
         <w:p>
           <w:pPr>
             <w:keepNext w:val="0"/>
-            <w:spacing w:line="170" w:lineRule="exact" w:before="0" w:after="0"/>
+            <w:spacing w:line="130" w:lineRule="exact" w:before="0" w:after="0"/>
           </w:pPr>
         </w:p>
         <w:p>
           <w:pPr>
             <w:keepNext/>
             <w:keepLines/>
-            <w:spacing w:line="286" w:lineRule="exact" w:before="30" w:after="40"/>
+            <w:spacing w:line="270" w:lineRule="exact" w:before="20" w:after="20"/>
           </w:pPr>
           <w:r>
             <w:rPr>
@@ -16150,7 +16150,7 @@
           <w:pPr>
             <w:keepNext/>
             <w:keepLines/>
-            <w:spacing w:line="286" w:lineRule="exact" w:before="30" w:after="40"/>
+            <w:spacing w:line="270" w:lineRule="exact" w:before="20" w:after="20"/>
           </w:pPr>
           <w:r>
             <w:rPr>
@@ -16177,7 +16177,7 @@
           <w:pPr>
             <w:keepNext w:val="0"/>
             <w:keepLines/>
-            <w:spacing w:line="286" w:lineRule="exact" w:before="30" w:after="120"/>
+            <w:spacing w:line="270" w:lineRule="exact" w:before="20" w:after="100"/>
             <w:ind w:left="120"/>
           </w:pPr>
           <w:r>
@@ -16205,7 +16205,7 @@
           <w:pPr>
             <w:keepNext/>
             <w:keepLines/>
-            <w:spacing w:line="286" w:lineRule="exact" w:before="30" w:after="40"/>
+            <w:spacing w:line="270" w:lineRule="exact" w:before="20" w:after="20"/>
           </w:pPr>
           <w:r>
             <w:rPr>
@@ -16232,7 +16232,7 @@
           <w:pPr>
             <w:keepNext w:val="0"/>
             <w:keepLines/>
-            <w:spacing w:line="286" w:lineRule="exact" w:before="30" w:after="120"/>
+            <w:spacing w:line="270" w:lineRule="exact" w:before="20" w:after="100"/>
             <w:ind w:left="120"/>
           </w:pPr>
           <w:r>
@@ -16260,7 +16260,7 @@
           <w:pPr>
             <w:keepNext/>
             <w:keepLines/>
-            <w:spacing w:line="286" w:lineRule="exact" w:before="30" w:after="40"/>
+            <w:spacing w:line="270" w:lineRule="exact" w:before="20" w:after="20"/>
           </w:pPr>
           <w:r>
             <w:rPr>
@@ -16287,7 +16287,7 @@
           <w:pPr>
             <w:keepNext w:val="0"/>
             <w:keepLines/>
-            <w:spacing w:line="286" w:lineRule="exact" w:before="30" w:after="120"/>
+            <w:spacing w:line="270" w:lineRule="exact" w:before="20" w:after="100"/>
             <w:ind w:left="120"/>
           </w:pPr>
           <w:r>
@@ -16314,14 +16314,14 @@
         <w:p>
           <w:pPr>
             <w:keepNext w:val="0"/>
-            <w:spacing w:line="170" w:lineRule="exact" w:before="0" w:after="0"/>
+            <w:spacing w:line="130" w:lineRule="exact" w:before="0" w:after="0"/>
           </w:pPr>
         </w:p>
         <w:p>
           <w:pPr>
             <w:keepNext/>
             <w:keepLines/>
-            <w:spacing w:line="286" w:lineRule="exact" w:before="30" w:after="40"/>
+            <w:spacing w:line="270" w:lineRule="exact" w:before="20" w:after="20"/>
           </w:pPr>
           <w:r>
             <w:rPr>
@@ -16338,7 +16338,7 @@
           <w:pPr>
             <w:keepNext w:val="0"/>
             <w:keepLines/>
-            <w:spacing w:line="286" w:lineRule="exact" w:before="30" w:after="120"/>
+            <w:spacing w:line="270" w:lineRule="exact" w:before="20" w:after="100"/>
           </w:pPr>
           <w:r>
             <w:rPr>
@@ -16398,7 +16398,7 @@
           <w:pPr>
             <w:keepNext w:val="0"/>
             <w:keepLines/>
-            <w:spacing w:line="286" w:lineRule="exact" w:before="30" w:after="120"/>
+            <w:spacing w:line="270" w:lineRule="exact" w:before="20" w:after="100"/>
           </w:pPr>
           <w:r>
             <w:rPr>
@@ -16458,7 +16458,7 @@
           <w:pPr>
             <w:keepNext w:val="0"/>
             <w:keepLines/>
-            <w:spacing w:line="286" w:lineRule="exact" w:before="30" w:after="120"/>
+            <w:spacing w:line="270" w:lineRule="exact" w:before="20" w:after="100"/>
           </w:pPr>
           <w:r>
             <w:rPr>
@@ -16517,14 +16517,14 @@
         <w:p>
           <w:pPr>
             <w:keepNext w:val="0"/>
-            <w:spacing w:line="170" w:lineRule="exact" w:before="0" w:after="0"/>
+            <w:spacing w:line="130" w:lineRule="exact" w:before="0" w:after="0"/>
           </w:pPr>
         </w:p>
         <w:p>
           <w:pPr>
             <w:keepNext/>
             <w:keepLines/>
-            <w:spacing w:line="286" w:lineRule="exact" w:before="30" w:after="40"/>
+            <w:spacing w:line="270" w:lineRule="exact" w:before="20" w:after="20"/>
           </w:pPr>
           <w:r>
             <w:rPr>
@@ -16541,7 +16541,7 @@
           <w:pPr>
             <w:keepNext w:val="0"/>
             <w:keepLines/>
-            <w:spacing w:line="286" w:lineRule="exact" w:before="30" w:after="40"/>
+            <w:spacing w:line="270" w:lineRule="exact" w:before="20" w:after="20"/>
           </w:pPr>
           <w:r>
             <w:rPr>
@@ -16608,7 +16608,7 @@
           <w:pPr>
             <w:keepNext w:val="0"/>
             <w:keepLines/>
-            <w:spacing w:line="286" w:lineRule="exact" w:before="30" w:after="40"/>
+            <w:spacing w:line="270" w:lineRule="exact" w:before="20" w:after="20"/>
           </w:pPr>
           <w:r>
             <w:rPr>
@@ -16675,7 +16675,7 @@
           <w:pPr>
             <w:keepNext w:val="0"/>
             <w:keepLines/>
-            <w:spacing w:line="286" w:lineRule="exact" w:before="30" w:after="40"/>
+            <w:spacing w:line="270" w:lineRule="exact" w:before="20" w:after="20"/>
           </w:pPr>
           <w:r>
             <w:rPr>
